--- a/Mapped Curriculum Lesson - Supplemental Material/Grade 8/Lesson 32 - Functions/Functions - Worksheet.docx
+++ b/Mapped Curriculum Lesson - Supplemental Material/Grade 8/Lesson 32 - Functions/Functions - Worksheet.docx
@@ -824,12 +824,74 @@
         <w:rPr>
           <w:color w:val="080808"/>
         </w:rPr>
-        <w:t xml:space="preserve">Rename </w:t>
+        <w:t xml:space="preserve">Change the example by adding a second function called </w:t>
       </w:r>
       <w:r>
         <w:rPr>
           <w:color w:val="1750EB"/>
-          <w:rFonts w:ascii="Consolas" w:hAnsi="Consolas"/>
+          <w:rFonts w:ascii="JetBrains Mono" w:hAnsi="JetBrains Mono"/>
+          <w:sz w:val="20"/>
+          <w:szCs w:val="20"/>
+        </w:rPr>
+        <w:t>show_rules()</w:t>
+      </w:r>
+      <w:r>
+        <w:rPr>
+          <w:color w:val="080808"/>
+        </w:rPr>
+        <w:t xml:space="preserve"> that displays </w:t>
+      </w:r>
+      <w:r>
+        <w:rPr>
+          <w:color w:val="067D17"/>
+          <w:rFonts w:ascii="JetBrains Mono" w:hAnsi="JetBrains Mono"/>
+          <w:sz w:val="20"/>
+          <w:szCs w:val="20"/>
+        </w:rPr>
+        <w:t>"Save your work often."</w:t>
+      </w:r>
+      <w:r>
+        <w:rPr>
+          <w:color w:val="080808"/>
+        </w:rPr>
+        <w:t xml:space="preserve"> and </w:t>
+      </w:r>
+      <w:r>
+        <w:rPr>
+          <w:color w:val="067D17"/>
+          <w:rFonts w:ascii="JetBrains Mono" w:hAnsi="JetBrains Mono"/>
+          <w:sz w:val="20"/>
+          <w:szCs w:val="20"/>
+        </w:rPr>
+        <w:t>"Ask for help when stuck."</w:t>
+      </w:r>
+      <w:r>
+        <w:rPr>
+          <w:color w:val="080808"/>
+        </w:rPr>
+        <w:t xml:space="preserve"> Call </w:t>
+      </w:r>
+      <w:r>
+        <w:rPr>
+          <w:color w:val="1750EB"/>
+          <w:rFonts w:ascii="JetBrains Mono" w:hAnsi="JetBrains Mono"/>
+          <w:sz w:val="20"/>
+          <w:szCs w:val="20"/>
+        </w:rPr>
+        <w:t>show_rules()</w:t>
+      </w:r>
+      <w:r>
+        <w:rPr>
+          <w:color w:val="080808"/>
+        </w:rPr>
+        <w:t xml:space="preserve"> after </w:t>
+      </w:r>
+      <w:r>
+        <w:rPr>
+          <w:color w:val="1750EB"/>
+          <w:rFonts w:ascii="JetBrains Mono" w:hAnsi="JetBrains Mono"/>
+          <w:sz w:val="20"/>
+          <w:szCs w:val="20"/>
         </w:rPr>
         <w:t>show_greeting()</w:t>
       </w:r>
@@ -837,20 +899,7 @@
         <w:rPr>
           <w:color w:val="080808"/>
         </w:rPr>
-        <w:t xml:space="preserve"> to </w:t>
-      </w:r>
-      <w:r>
-        <w:rPr>
-          <w:color w:val="1750EB"/>
-          <w:rFonts w:ascii="Consolas" w:hAnsi="Consolas"/>
-        </w:rPr>
-        <w:t>show_welcome()</w:t>
-      </w:r>
-      <w:r>
-        <w:rPr>
-          <w:color w:val="080808"/>
-        </w:rPr>
-        <w:t xml:space="preserve"> and update the function call. The two original messages must still appear in the same order.</w:t>
+        <w:t xml:space="preserve"> and before the final message.</w:t>
       </w:r>
     </w:p>
     <w:p w14:noSpellErr="1">
@@ -940,12 +989,44 @@
         <w:rPr>
           <w:color w:val="080808"/>
         </w:rPr>
-        <w:t xml:space="preserve">A greeting is useful more than once. Call </w:t>
+        <w:t xml:space="preserve">Extend the example with a function called </w:t>
       </w:r>
       <w:r>
         <w:rPr>
           <w:color w:val="1750EB"/>
-          <w:rFonts w:ascii="Consolas" w:hAnsi="Consolas"/>
+          <w:rFonts w:ascii="JetBrains Mono" w:hAnsi="JetBrains Mono"/>
+          <w:sz w:val="20"/>
+          <w:szCs w:val="20"/>
+        </w:rPr>
+        <w:t>show_line()</w:t>
+      </w:r>
+      <w:r>
+        <w:rPr>
+          <w:color w:val="080808"/>
+        </w:rPr>
+        <w:t xml:space="preserve"> that displays a line of dashes. Call </w:t>
+      </w:r>
+      <w:r>
+        <w:rPr>
+          <w:color w:val="1750EB"/>
+          <w:rFonts w:ascii="JetBrains Mono" w:hAnsi="JetBrains Mono"/>
+          <w:sz w:val="20"/>
+          <w:szCs w:val="20"/>
+        </w:rPr>
+        <w:t>show_line()</w:t>
+      </w:r>
+      <w:r>
+        <w:rPr>
+          <w:color w:val="080808"/>
+        </w:rPr>
+        <w:t xml:space="preserve"> before and after </w:t>
+      </w:r>
+      <w:r>
+        <w:rPr>
+          <w:color w:val="1750EB"/>
+          <w:rFonts w:ascii="JetBrains Mono" w:hAnsi="JetBrains Mono"/>
+          <w:sz w:val="20"/>
+          <w:szCs w:val="20"/>
         </w:rPr>
         <w:t>show_greeting()</w:t>
       </w:r>
@@ -953,73 +1034,109 @@
         <w:rPr>
           <w:color w:val="080808"/>
         </w:rPr>
-        <w:t xml:space="preserve"> a second time so </w:t>
+        <w:t xml:space="preserve"> so the greeting appears inside a banner.</w:t>
+      </w:r>
+    </w:p>
+    <w:p>
+      <w:pPr>
+        <w:spacing w:before="0" w:after="0" w:line="120" w:lineRule="exact"/>
+      </w:pPr>
+    </w:p>
+    <w:p>
+      <w:pPr>
+        <w:pStyle w:val="Heading2"/>
+      </w:pPr>
+      <w:r>
+        <w:t>Challenge 3</w:t>
+      </w:r>
+    </w:p>
+    <w:p>
+      <w:pPr>
+        <w:spacing w:line="276" w:lineRule="auto" w:before="0" w:after="0"/>
+        <w:rPr>
+          <w:noProof/>
+        </w:rPr>
+      </w:pPr>
+      <w:r>
+        <w:rPr>
+          <w:color w:val="080808"/>
+        </w:rPr>
+        <w:t xml:space="preserve">Create a program with two functions: </w:t>
+      </w:r>
+      <w:r>
+        <w:rPr>
+          <w:color w:val="1750EB"/>
+          <w:rFonts w:ascii="JetBrains Mono" w:hAnsi="JetBrains Mono"/>
+          <w:sz w:val="20"/>
+          <w:szCs w:val="20"/>
+        </w:rPr>
+        <w:t>show_intro()</w:t>
+      </w:r>
+      <w:r>
+        <w:rPr>
+          <w:color w:val="080808"/>
+        </w:rPr>
+        <w:t xml:space="preserve"> displays a welcome message and </w:t>
+      </w:r>
+      <w:r>
+        <w:rPr>
+          <w:color w:val="1750EB"/>
+          <w:rFonts w:ascii="JetBrains Mono" w:hAnsi="JetBrains Mono"/>
+          <w:sz w:val="20"/>
+          <w:szCs w:val="20"/>
+        </w:rPr>
+        <w:t>show_goodbye()</w:t>
+      </w:r>
+      <w:r>
+        <w:rPr>
+          <w:color w:val="080808"/>
+        </w:rPr>
+        <w:t xml:space="preserve"> displays a farewell. In the main program, call </w:t>
+      </w:r>
+      <w:r>
+        <w:rPr>
+          <w:color w:val="1750EB"/>
+          <w:rFonts w:ascii="JetBrains Mono" w:hAnsi="JetBrains Mono"/>
+          <w:sz w:val="20"/>
+          <w:szCs w:val="20"/>
+        </w:rPr>
+        <w:t>show_intro()</w:t>
+      </w:r>
+      <w:r>
+        <w:rPr>
+          <w:color w:val="080808"/>
+        </w:rPr>
+        <w:t xml:space="preserve">, ask for the user's name, display </w:t>
       </w:r>
       <w:r>
         <w:rPr>
           <w:color w:val="067D17"/>
-          <w:rFonts w:ascii="Consolas" w:hAnsi="Consolas"/>
-        </w:rPr>
-        <w:t>"Hello, Python learner!"</w:t>
-      </w:r>
-      <w:r>
-        <w:rPr>
-          <w:color w:val="080808"/>
-        </w:rPr>
-        <w:t xml:space="preserve"> appears twice. Keep the final </w:t>
-      </w:r>
-      <w:r>
-        <w:rPr>
-          <w:color w:val="067D17"/>
-          <w:rFonts w:ascii="Consolas" w:hAnsi="Consolas"/>
-        </w:rPr>
-        <w:t>"Welcome to Python."</w:t>
-      </w:r>
-      <w:r>
-        <w:rPr>
-          <w:color w:val="080808"/>
-        </w:rPr>
-        <w:t xml:space="preserve"> message. Predict the number of greetings before you run the program.</w:t>
-      </w:r>
-    </w:p>
-    <w:p>
-      <w:pPr>
-        <w:spacing w:before="0" w:after="0" w:line="120" w:lineRule="exact"/>
-      </w:pPr>
-    </w:p>
-    <w:p>
-      <w:pPr>
-        <w:pStyle w:val="Heading2"/>
-      </w:pPr>
-      <w:r>
-        <w:t>Challenge 3</w:t>
-      </w:r>
-    </w:p>
-    <w:p>
-      <w:pPr>
-        <w:spacing w:line="276" w:lineRule="auto" w:before="0" w:after="0"/>
-        <w:rPr>
-          <w:noProof/>
-        </w:rPr>
-      </w:pPr>
-      <w:r>
-        <w:rPr>
-          <w:color w:val="080808"/>
-        </w:rPr>
-        <w:t xml:space="preserve">Build one no-input function called </w:t>
+          <w:rFonts w:ascii="JetBrains Mono" w:hAnsi="JetBrains Mono"/>
+          <w:sz w:val="20"/>
+          <w:szCs w:val="20"/>
+        </w:rPr>
+        <w:t>"Nice to meet you,"</w:t>
+      </w:r>
+      <w:r>
+        <w:rPr>
+          <w:color w:val="080808"/>
+        </w:rPr>
+        <w:t xml:space="preserve"> followed by the name, then call </w:t>
       </w:r>
       <w:r>
         <w:rPr>
           <w:color w:val="1750EB"/>
-          <w:rFonts w:ascii="Consolas" w:hAnsi="Consolas"/>
-        </w:rPr>
-        <w:t>show_tip()</w:t>
-      </w:r>
-      <w:r>
-        <w:rPr>
-          <w:color w:val="080808"/>
-        </w:rPr>
-        <w:t xml:space="preserve"> that displays a Python tip of your choice. Call it twice; the same tip should appear two times.</w:t>
+          <w:rFonts w:ascii="JetBrains Mono" w:hAnsi="JetBrains Mono"/>
+          <w:sz w:val="20"/>
+          <w:szCs w:val="20"/>
+        </w:rPr>
+        <w:t>show_goodbye()</w:t>
+      </w:r>
+      <w:r>
+        <w:rPr>
+          <w:color w:val="080808"/>
+        </w:rPr>
+        <w:t>.</w:t>
       </w:r>
     </w:p>
     <w:p>

--- a/Mapped Curriculum Lesson - Supplemental Material/Grade 8/Lesson 32 - Functions/Functions - Worksheet.docx
+++ b/Mapped Curriculum Lesson - Supplemental Material/Grade 8/Lesson 32 - Functions/Functions - Worksheet.docx
@@ -36,7 +36,7 @@
           <w:rFonts w:ascii="JetBrains Mono" w:hAnsi="JetBrains Mono" w:cs="JetBrains Mono"/>
           <w:sz w:val="24"/>
           <w:szCs w:val="24"/>
-          <w:color w:val="1750EB"/>
+          <w:color w:val="C45E00"/>
         </w:rPr>
         <w:t>def</w:t>
       </w:r>
@@ -595,7 +595,7 @@
           <w:rFonts w:ascii="JetBrains Mono" w:hAnsi="JetBrains Mono" w:cs="JetBrains Mono"/>
           <w:sz w:val="24"/>
           <w:szCs w:val="24"/>
-          <w:color w:val="1750EB"/>
+          <w:color w:val="C45E00"/>
         </w:rPr>
         <w:t>def</w:t>
       </w:r>
@@ -1250,7 +1250,7 @@
           <w:kern w:val="0"/>
           <w:szCs w:val="24"/>
           <w14:ligatures w14:val="none"/>
-          <w:color w:val="1750EB"/>
+          <w:color w:val="C45E00"/>
         </w:rPr>
         <w:t>def</w:t>
       </w:r>
